--- a/public/templates/催款律师函.docx
+++ b/public/templates/催款律师函.docx
@@ -31,23 +31,108 @@
           <w:sz w:val="24"/>
           <w:szCs w:val="24"/>
         </w:rPr>
-        <w:t xml:space="preserve">{{债务人姓名/公司名称}}：</w:t>
-      </w:r>
-    </w:p>
-    <w:p/>
-    <w:p>
-      <w:pPr>
-        <w:spacing w:line="360"/>
-        <w:ind w:firstLine="480"/>
-      </w:pPr>
-      <w:r>
-        <w:rPr>
-          <w:rFonts w:ascii="宋体" w:cs="宋体" w:eastAsia="宋体" w:hAnsi="宋体"/>
-          <w:color w:val="FF0000"/>
-          <w:sz w:val="24"/>
-          <w:szCs w:val="24"/>
-        </w:rPr>
-        <w:t xml:space="preserve">{{律师事务所名称}}接受{{债权人姓名/公司名称}}的委托，就贵方拖欠款项一事，特致函如下：</w:t>
+        <w:t xml:space="preserve">{{律师事务所名称}}催款律师函</w:t>
+      </w:r>
+    </w:p>
+    <w:p>
+      <w:pPr>
+        <w:spacing w:line="360"/>
+      </w:pPr>
+      <w:r>
+        <w:rPr>
+          <w:rFonts w:ascii="宋体" w:cs="宋体" w:eastAsia="宋体" w:hAnsi="宋体"/>
+          <w:color w:val="FF0000"/>
+          <w:sz w:val="24"/>
+          <w:szCs w:val="24"/>
+        </w:rPr>
+        <w:t xml:space="preserve">（{{年份}}）{{律所简称}}律催字第{{函件编号}}号</w:t>
+      </w:r>
+    </w:p>
+    <w:p/>
+    <w:p>
+      <w:pPr>
+        <w:spacing w:line="360"/>
+      </w:pPr>
+      <w:r>
+        <w:rPr>
+          <w:rFonts w:ascii="宋体" w:cs="宋体" w:eastAsia="宋体" w:hAnsi="宋体"/>
+          <w:color w:val="FF0000"/>
+          <w:sz w:val="24"/>
+          <w:szCs w:val="24"/>
+        </w:rPr>
+        <w:t xml:space="preserve">致：{{债务人姓名/公司名称}}</w:t>
+      </w:r>
+    </w:p>
+    <w:p>
+      <w:pPr>
+        <w:spacing w:line="360"/>
+      </w:pPr>
+      <w:r>
+        <w:rPr>
+          <w:rFonts w:ascii="宋体" w:cs="宋体" w:eastAsia="宋体" w:hAnsi="宋体"/>
+          <w:color w:val="FF0000"/>
+          <w:sz w:val="24"/>
+          <w:szCs w:val="24"/>
+        </w:rPr>
+        <w:t xml:space="preserve">地址：{{债务人地址}}</w:t>
+      </w:r>
+    </w:p>
+    <w:p>
+      <w:pPr>
+        <w:spacing w:line="360"/>
+      </w:pPr>
+      <w:r>
+        <w:rPr>
+          <w:rFonts w:ascii="宋体" w:cs="宋体" w:eastAsia="宋体" w:hAnsi="宋体"/>
+          <w:color w:val="FF0000"/>
+          <w:sz w:val="24"/>
+          <w:szCs w:val="24"/>
+        </w:rPr>
+        <w:t xml:space="preserve">法定代表人：{{法定代表人}}</w:t>
+      </w:r>
+    </w:p>
+    <w:p>
+      <w:pPr>
+        <w:spacing w:line="360"/>
+      </w:pPr>
+      <w:r>
+        <w:rPr>
+          <w:rFonts w:ascii="宋体" w:cs="宋体" w:eastAsia="宋体" w:hAnsi="宋体"/>
+          <w:color w:val="FF0000"/>
+          <w:sz w:val="24"/>
+          <w:szCs w:val="24"/>
+        </w:rPr>
+        <w:t xml:space="preserve">联系电话：{{债务人电话}}</w:t>
+      </w:r>
+    </w:p>
+    <w:p>
+      <w:pPr>
+        <w:spacing w:line="360"/>
+      </w:pPr>
+      <w:r>
+        <w:rPr>
+          <w:rFonts w:ascii="宋体" w:cs="宋体" w:eastAsia="宋体" w:hAnsi="宋体"/>
+          <w:color w:val="FF0000"/>
+          <w:sz w:val="24"/>
+          <w:szCs w:val="24"/>
+        </w:rPr>
+        <w:t xml:space="preserve">电子邮箱：{{债务人邮箱}}</w:t>
+      </w:r>
+    </w:p>
+    <w:p/>
+    <w:p>
+      <w:pPr>
+        <w:spacing w:line="360"/>
+        <w:ind w:firstLine="480"/>
+      </w:pPr>
+      <w:r>
+        <w:rPr>
+          <w:rFonts w:ascii="宋体" w:cs="宋体" w:eastAsia="宋体" w:hAnsi="宋体"/>
+          <w:color w:val="FF0000"/>
+          <w:sz w:val="24"/>
+          <w:szCs w:val="24"/>
+        </w:rPr>
+        <w:t xml:space="preserve">{{律师事务所名称}}接受{{债权人姓名/公司名称}}（以下简称"债权人"）的委托，指派本所{{律师姓名}}律师（执业证号：{{律师执业证号}}），就贵方拖欠款项一事，特致函如下：</w:t>
       </w:r>
     </w:p>
     <w:p/>
@@ -79,22 +164,22 @@
           <w:sz w:val="24"/>
           <w:szCs w:val="24"/>
         </w:rPr>
-        <w:t xml:space="preserve">根据{{合同/协议名称}}，贵方应于{{应付款日期}}前向{{债权人姓名/公司名称}}支付款项人民币{{欠款金额}}元。</w:t>
-      </w:r>
-    </w:p>
-    <w:p>
-      <w:pPr>
-        <w:spacing w:line="360"/>
-        <w:ind w:firstLine="480"/>
-      </w:pPr>
-      <w:r>
-        <w:rPr>
-          <w:rFonts w:ascii="宋体" w:cs="宋体" w:eastAsia="宋体" w:hAnsi="宋体"/>
-          <w:color w:val="FF0000"/>
-          <w:sz w:val="24"/>
-          <w:szCs w:val="24"/>
-        </w:rPr>
-        <w:t xml:space="preserve">截至本函出具之日，贵方尚欠款项人民币{{欠款金额}}元未支付。</w:t>
+        <w:t xml:space="preserve">根据{{合同/协议名称}}（合同编号：{{合同编号}}），贵方应于{{应付款日期}}前向债权人支付款项人民币{{欠款金额}}元。</w:t>
+      </w:r>
+    </w:p>
+    <w:p>
+      <w:pPr>
+        <w:spacing w:line="360"/>
+        <w:ind w:firstLine="480"/>
+      </w:pPr>
+      <w:r>
+        <w:rPr>
+          <w:rFonts w:ascii="宋体" w:cs="宋体" w:eastAsia="宋体" w:hAnsi="宋体"/>
+          <w:color w:val="FF0000"/>
+          <w:sz w:val="24"/>
+          <w:szCs w:val="24"/>
+        </w:rPr>
+        <w:t xml:space="preserve">截至本函出具之日，贵方尚欠款项人民币{{欠款金额}}元未支付，逾期已达{{逾期天数}}天。</w:t>
       </w:r>
     </w:p>
     <w:p>
@@ -110,6 +195,21 @@
           <w:szCs w:val="24"/>
         </w:rPr>
         <w:t xml:space="preserve">{{欠款详情说明}}</w:t>
+      </w:r>
+    </w:p>
+    <w:p>
+      <w:pPr>
+        <w:spacing w:line="360"/>
+        <w:ind w:firstLine="480"/>
+      </w:pPr>
+      <w:r>
+        <w:rPr>
+          <w:rFonts w:ascii="宋体" w:cs="宋体" w:eastAsia="宋体" w:hAnsi="宋体"/>
+          <w:color w:val="FF0000"/>
+          <w:sz w:val="24"/>
+          <w:szCs w:val="24"/>
+        </w:rPr>
+        <w:t xml:space="preserve">上述事实有{{合同名称}}、{{发票名称}}、{{对账单名称}}等证据材料予以证实（详见附件清单）。</w:t>
       </w:r>
     </w:p>
     <w:p/>
@@ -137,25 +237,66 @@
       <w:r>
         <w:rPr>
           <w:rFonts w:ascii="宋体" w:cs="宋体" w:eastAsia="宋体" w:hAnsi="宋体"/>
-          <w:color w:val="FF0000"/>
-          <w:sz w:val="24"/>
-          <w:szCs w:val="24"/>
-        </w:rPr>
-        <w:t xml:space="preserve">根据《中华人民共和国合同法》第{{条款}}条的规定："当事人应当按照约定全面履行自己的义务。"</w:t>
-      </w:r>
-    </w:p>
-    <w:p>
-      <w:pPr>
-        <w:spacing w:line="360"/>
-        <w:ind w:firstLine="480"/>
-      </w:pPr>
-      <w:r>
-        <w:rPr>
-          <w:rFonts w:ascii="宋体" w:cs="宋体" w:eastAsia="宋体" w:hAnsi="宋体"/>
-          <w:sz w:val="24"/>
-          <w:szCs w:val="24"/>
-        </w:rPr>
-        <w:t xml:space="preserve">贵方未按约定支付款项的行为已构成违约。</w:t>
+          <w:sz w:val="24"/>
+          <w:szCs w:val="24"/>
+        </w:rPr>
+        <w:t xml:space="preserve">根据《中华人民共和国民法典》第五百零九条第一款的规定："当事人应当按照约定全面履行自己的义务。"</w:t>
+      </w:r>
+    </w:p>
+    <w:p>
+      <w:pPr>
+        <w:spacing w:line="360"/>
+        <w:ind w:firstLine="480"/>
+      </w:pPr>
+      <w:r>
+        <w:rPr>
+          <w:rFonts w:ascii="宋体" w:cs="宋体" w:eastAsia="宋体" w:hAnsi="宋体"/>
+          <w:sz w:val="24"/>
+          <w:szCs w:val="24"/>
+        </w:rPr>
+        <w:t xml:space="preserve">根据《中华人民共和国民法典》第五百七十七条的规定："当事人一方不履行合同义务或者履行合同义务不符合约定的，应当承担继续履行、采取补救措施或者赔偿损失等违约责任。"</w:t>
+      </w:r>
+    </w:p>
+    <w:p>
+      <w:pPr>
+        <w:spacing w:line="360"/>
+        <w:ind w:firstLine="480"/>
+      </w:pPr>
+      <w:r>
+        <w:rPr>
+          <w:rFonts w:ascii="宋体" w:cs="宋体" w:eastAsia="宋体" w:hAnsi="宋体"/>
+          <w:sz w:val="24"/>
+          <w:szCs w:val="24"/>
+        </w:rPr>
+        <w:t xml:space="preserve">根据《中华人民共和国民法典》第六百七十六条的规定："借款人未按照约定的期限返还借款的，应当按照约定或者国家有关规定支付逾期利息。"</w:t>
+      </w:r>
+    </w:p>
+    <w:p>
+      <w:pPr>
+        <w:spacing w:line="360"/>
+        <w:ind w:firstLine="480"/>
+      </w:pPr>
+      <w:r>
+        <w:rPr>
+          <w:rFonts w:ascii="宋体" w:cs="宋体" w:eastAsia="宋体" w:hAnsi="宋体"/>
+          <w:sz w:val="24"/>
+          <w:szCs w:val="24"/>
+        </w:rPr>
+        <w:t xml:space="preserve">根据《中华人民共和国民法典》第五百八十五条的规定："当事人可以约定一方违约时应当根据违约情况向对方支付一定数额的违约金，也可以约定因违约产生的损失赔偿额的计算方法。"</w:t>
+      </w:r>
+    </w:p>
+    <w:p>
+      <w:pPr>
+        <w:spacing w:line="360"/>
+        <w:ind w:firstLine="480"/>
+      </w:pPr>
+      <w:r>
+        <w:rPr>
+          <w:rFonts w:ascii="宋体" w:cs="宋体" w:eastAsia="宋体" w:hAnsi="宋体"/>
+          <w:sz w:val="24"/>
+          <w:szCs w:val="24"/>
+        </w:rPr>
+        <w:t xml:space="preserve">贵方未按约定支付款项的行为已构成违约，依法应当承担相应的违约责任，包括但不限于继续履行、支付逾期利息、支付违约金、赔偿损失等。</w:t>
       </w:r>
     </w:p>
     <w:p/>
@@ -172,22 +313,143 @@
           <w:sz w:val="28"/>
           <w:szCs w:val="28"/>
         </w:rPr>
-        <w:t xml:space="preserve">三、律师要求</w:t>
-      </w:r>
-    </w:p>
-    <w:p>
-      <w:pPr>
-        <w:spacing w:line="360"/>
-        <w:ind w:firstLine="480"/>
-      </w:pPr>
-      <w:r>
-        <w:rPr>
-          <w:rFonts w:ascii="宋体" w:cs="宋体" w:eastAsia="宋体" w:hAnsi="宋体"/>
-          <w:color w:val="FF0000"/>
-          <w:sz w:val="24"/>
-          <w:szCs w:val="24"/>
-        </w:rPr>
-        <w:t xml:space="preserve">请贵方在收到本函后{{付款期限}}日内，将所欠款项人民币{{欠款金额}}元支付至以下账户：</w:t>
+        <w:t xml:space="preserve">三、违约责任计算</w:t>
+      </w:r>
+    </w:p>
+    <w:p>
+      <w:pPr>
+        <w:spacing w:line="360"/>
+        <w:ind w:firstLine="480"/>
+      </w:pPr>
+      <w:r>
+        <w:rPr>
+          <w:rFonts w:ascii="宋体" w:cs="宋体" w:eastAsia="宋体" w:hAnsi="宋体"/>
+          <w:sz w:val="24"/>
+          <w:szCs w:val="24"/>
+        </w:rPr>
+        <w:t xml:space="preserve">根据合同约定及相关法律规定，贵方应承担的违约责任计算如下：</w:t>
+      </w:r>
+    </w:p>
+    <w:p>
+      <w:pPr>
+        <w:spacing w:line="360"/>
+        <w:ind w:firstLine="480"/>
+      </w:pPr>
+      <w:r>
+        <w:rPr>
+          <w:rFonts w:ascii="宋体" w:cs="宋体" w:eastAsia="宋体" w:hAnsi="宋体"/>
+          <w:color w:val="FF0000"/>
+          <w:sz w:val="24"/>
+          <w:szCs w:val="24"/>
+        </w:rPr>
+        <w:t xml:space="preserve">1. 欠款本金：人民币{{欠款金额}}元；</w:t>
+      </w:r>
+    </w:p>
+    <w:p>
+      <w:pPr>
+        <w:spacing w:line="360"/>
+        <w:ind w:firstLine="480"/>
+      </w:pPr>
+      <w:r>
+        <w:rPr>
+          <w:rFonts w:ascii="宋体" w:cs="宋体" w:eastAsia="宋体" w:hAnsi="宋体"/>
+          <w:color w:val="FF0000"/>
+          <w:sz w:val="24"/>
+          <w:szCs w:val="24"/>
+        </w:rPr>
+        <w:t xml:space="preserve">2. 逾期利息：按合同约定利率{{合同利率}}%（年利率）计算，自{{逾期起始日期}}起至实际清偿之日止，暂计至{{计算截止日期}}为人民币{{逾期利息金额}}元；</w:t>
+      </w:r>
+    </w:p>
+    <w:p>
+      <w:pPr>
+        <w:spacing w:line="360"/>
+        <w:ind w:firstLine="480"/>
+      </w:pPr>
+      <w:r>
+        <w:rPr>
+          <w:rFonts w:ascii="宋体" w:cs="宋体" w:eastAsia="宋体" w:hAnsi="宋体"/>
+          <w:color w:val="FF0000"/>
+          <w:sz w:val="24"/>
+          <w:szCs w:val="24"/>
+        </w:rPr>
+        <w:t xml:space="preserve">3. 违约金：按合同约定计算为人民币{{违约金金额}}元；</w:t>
+      </w:r>
+    </w:p>
+    <w:p>
+      <w:pPr>
+        <w:spacing w:line="360"/>
+        <w:ind w:firstLine="480"/>
+      </w:pPr>
+      <w:r>
+        <w:rPr>
+          <w:rFonts w:ascii="宋体" w:cs="宋体" w:eastAsia="宋体" w:hAnsi="宋体"/>
+          <w:color w:val="FF0000"/>
+          <w:sz w:val="24"/>
+          <w:szCs w:val="24"/>
+        </w:rPr>
+        <w:t xml:space="preserve">4. 实现债权的费用：包括但不限于律师费、诉讼费、保全费、差旅费、公告费等，暂计人民币{{费用金额}}元；</w:t>
+      </w:r>
+    </w:p>
+    <w:p>
+      <w:pPr>
+        <w:spacing w:line="360"/>
+        <w:ind w:firstLine="480"/>
+      </w:pPr>
+      <w:r>
+        <w:rPr>
+          <w:rFonts w:ascii="宋体" w:cs="宋体" w:eastAsia="宋体" w:hAnsi="宋体"/>
+          <w:color w:val="FF0000"/>
+          <w:sz w:val="24"/>
+          <w:szCs w:val="24"/>
+        </w:rPr>
+        <w:t xml:space="preserve">5. 以上各项合计：人民币{{总金额}}元（大写：{{总金额大写}}）。</w:t>
+      </w:r>
+    </w:p>
+    <w:p>
+      <w:pPr>
+        <w:spacing w:line="360"/>
+        <w:ind w:firstLine="480"/>
+      </w:pPr>
+      <w:r>
+        <w:rPr>
+          <w:rFonts w:ascii="宋体" w:cs="宋体" w:eastAsia="宋体" w:hAnsi="宋体"/>
+          <w:color w:val="FF0000"/>
+          <w:sz w:val="24"/>
+          <w:szCs w:val="24"/>
+        </w:rPr>
+        <w:t xml:space="preserve">注：上述计算截止至{{计算截止日期}}，如贵方逾期未履行，逾期利息、违约金等将按实际天数继续计算。</w:t>
+      </w:r>
+    </w:p>
+    <w:p/>
+    <w:p>
+      <w:pPr>
+        <w:spacing w:before="200" w:after="200"/>
+      </w:pPr>
+      <w:r>
+        <w:rPr>
+          <w:rFonts w:ascii="宋体" w:cs="宋体" w:eastAsia="宋体" w:hAnsi="宋体"/>
+          <w:b/>
+          <w:bCs/>
+          <w:color w:val="000000"/>
+          <w:sz w:val="28"/>
+          <w:szCs w:val="28"/>
+        </w:rPr>
+        <w:t xml:space="preserve">四、律师要求</w:t>
+      </w:r>
+    </w:p>
+    <w:p>
+      <w:pPr>
+        <w:spacing w:line="360"/>
+        <w:ind w:firstLine="480"/>
+      </w:pPr>
+      <w:r>
+        <w:rPr>
+          <w:rFonts w:ascii="宋体" w:cs="宋体" w:eastAsia="宋体" w:hAnsi="宋体"/>
+          <w:color w:val="FF0000"/>
+          <w:sz w:val="24"/>
+          <w:szCs w:val="24"/>
+        </w:rPr>
+        <w:t xml:space="preserve">请贵方在收到本函后{{付款期限}}日内（即{{具体截止日期}}前），将所欠款项人民币{{欠款金额}}元及逾期利息人民币{{逾期利息金额}}元，共计人民币{{总金额}}元支付至以下账户：</w:t>
       </w:r>
     </w:p>
     <w:p>
@@ -235,6 +497,21 @@
         <w:t xml:space="preserve">银行账号：{{银行账号}}</w:t>
       </w:r>
     </w:p>
+    <w:p>
+      <w:pPr>
+        <w:spacing w:line="360"/>
+        <w:ind w:firstLine="480"/>
+      </w:pPr>
+      <w:r>
+        <w:rPr>
+          <w:rFonts w:ascii="宋体" w:cs="宋体" w:eastAsia="宋体" w:hAnsi="宋体"/>
+          <w:color w:val="FF0000"/>
+          <w:sz w:val="24"/>
+          <w:szCs w:val="24"/>
+        </w:rPr>
+        <w:t xml:space="preserve">付款后请将付款凭证发送至邮箱：{{收款邮箱}}，联系人：{{收款联系人}}，联系电话：{{收款联系电话}}。</w:t>
+      </w:r>
+    </w:p>
     <w:p/>
     <w:p>
       <w:pPr>
@@ -275,36 +552,110 @@
           <w:sz w:val="24"/>
           <w:szCs w:val="24"/>
         </w:rPr>
-        <w:t xml:space="preserve">2. 申请财产保全，冻结贵方银行账户；</w:t>
-      </w:r>
-    </w:p>
-    <w:p>
-      <w:pPr>
-        <w:spacing w:line="360"/>
-        <w:ind w:firstLine="480"/>
-      </w:pPr>
-      <w:r>
-        <w:rPr>
-          <w:rFonts w:ascii="宋体" w:cs="宋体" w:eastAsia="宋体" w:hAnsi="宋体"/>
-          <w:sz w:val="24"/>
-          <w:szCs w:val="24"/>
-        </w:rPr>
-        <w:t xml:space="preserve">3. 申请将贵方列入失信被执行人名单。</w:t>
-      </w:r>
-    </w:p>
-    <w:p/>
-    <w:p>
-      <w:pPr>
-        <w:spacing w:line="360"/>
-        <w:ind w:firstLine="480"/>
-      </w:pPr>
-      <w:r>
-        <w:rPr>
-          <w:rFonts w:ascii="宋体" w:cs="宋体" w:eastAsia="宋体" w:hAnsi="宋体"/>
-          <w:sz w:val="24"/>
-          <w:szCs w:val="24"/>
-        </w:rPr>
-        <w:t xml:space="preserve">由此产生的一切法律后果及费用（包括但不限于诉讼费、律师费、保全费等）均由贵方承担。</w:t>
+        <w:t xml:space="preserve">2. 申请财产保全，冻结贵方银行账户、查封相应财产；</w:t>
+      </w:r>
+    </w:p>
+    <w:p>
+      <w:pPr>
+        <w:spacing w:line="360"/>
+        <w:ind w:firstLine="480"/>
+      </w:pPr>
+      <w:r>
+        <w:rPr>
+          <w:rFonts w:ascii="宋体" w:cs="宋体" w:eastAsia="宋体" w:hAnsi="宋体"/>
+          <w:sz w:val="24"/>
+          <w:szCs w:val="24"/>
+        </w:rPr>
+        <w:t xml:space="preserve">3. 申请将贵方及法定代表人列入失信被执行人名单；</w:t>
+      </w:r>
+    </w:p>
+    <w:p>
+      <w:pPr>
+        <w:spacing w:line="360"/>
+        <w:ind w:firstLine="480"/>
+      </w:pPr>
+      <w:r>
+        <w:rPr>
+          <w:rFonts w:ascii="宋体" w:cs="宋体" w:eastAsia="宋体" w:hAnsi="宋体"/>
+          <w:sz w:val="24"/>
+          <w:szCs w:val="24"/>
+        </w:rPr>
+        <w:t xml:space="preserve">4. 通过媒体、征信机构等渠道披露贵方违约信息；</w:t>
+      </w:r>
+    </w:p>
+    <w:p>
+      <w:pPr>
+        <w:spacing w:line="360"/>
+        <w:ind w:firstLine="480"/>
+      </w:pPr>
+      <w:r>
+        <w:rPr>
+          <w:rFonts w:ascii="宋体" w:cs="宋体" w:eastAsia="宋体" w:hAnsi="宋体"/>
+          <w:sz w:val="24"/>
+          <w:szCs w:val="24"/>
+        </w:rPr>
+        <w:t xml:space="preserve">5. 申请法院对贵方的法定代表人采取限制高消费措施。</w:t>
+      </w:r>
+    </w:p>
+    <w:p/>
+    <w:p>
+      <w:pPr>
+        <w:spacing w:line="360"/>
+        <w:ind w:firstLine="480"/>
+      </w:pPr>
+      <w:r>
+        <w:rPr>
+          <w:rFonts w:ascii="宋体" w:cs="宋体" w:eastAsia="宋体" w:hAnsi="宋体"/>
+          <w:sz w:val="24"/>
+          <w:szCs w:val="24"/>
+        </w:rPr>
+        <w:t xml:space="preserve">同时，我方将对贵方的财产线索进行调查取证，并保留追究贵方其他法律责任的权利。</w:t>
+      </w:r>
+    </w:p>
+    <w:p/>
+    <w:p>
+      <w:pPr>
+        <w:spacing w:line="360"/>
+        <w:ind w:firstLine="480"/>
+      </w:pPr>
+      <w:r>
+        <w:rPr>
+          <w:rFonts w:ascii="宋体" w:cs="宋体" w:eastAsia="宋体" w:hAnsi="宋体"/>
+          <w:sz w:val="24"/>
+          <w:szCs w:val="24"/>
+        </w:rPr>
+        <w:t xml:space="preserve">由此产生的一切法律后果及费用（包括但不限于诉讼费、律师费、保全费、差旅费、公告费、执行费等）均由贵方承担。</w:t>
+      </w:r>
+    </w:p>
+    <w:p/>
+    <w:p>
+      <w:pPr>
+        <w:spacing w:line="360"/>
+        <w:ind w:firstLine="480"/>
+      </w:pPr>
+      <w:r>
+        <w:rPr>
+          <w:rFonts w:ascii="宋体" w:cs="宋体" w:eastAsia="宋体" w:hAnsi="宋体"/>
+          <w:color w:val="FF0000"/>
+          <w:sz w:val="24"/>
+          <w:szCs w:val="24"/>
+        </w:rPr>
+        <w:t xml:space="preserve">本函以{{送达方式}}方式送达，送达之日即为收到之日。</w:t>
+      </w:r>
+    </w:p>
+    <w:p>
+      <w:pPr>
+        <w:spacing w:line="360"/>
+        <w:ind w:firstLine="480"/>
+      </w:pPr>
+      <w:r>
+        <w:rPr>
+          <w:rFonts w:ascii="宋体" w:cs="宋体" w:eastAsia="宋体" w:hAnsi="宋体"/>
+          <w:color w:val="FF0000"/>
+          <w:sz w:val="24"/>
+          <w:szCs w:val="24"/>
+        </w:rPr>
+        <w:t xml:space="preserve">如贵方对本函内容有异议，可在收到本函后{{异议期限}}日内向本所提出书面异议并提供相应证据。</w:t>
       </w:r>
     </w:p>
     <w:p/>
@@ -333,7 +684,7 @@
           <w:sz w:val="24"/>
           <w:szCs w:val="24"/>
         </w:rPr>
-        <w:t xml:space="preserve">{{律师事务所名称}}</w:t>
+        <w:t xml:space="preserve">{{律师事务所名称}}（盖章）</w:t>
       </w:r>
     </w:p>
     <w:p>
@@ -389,9 +740,51 @@
           <w:sz w:val="24"/>
           <w:szCs w:val="24"/>
         </w:rPr>
+        <w:t xml:space="preserve">传真：{{传真号码}}</w:t>
+      </w:r>
+    </w:p>
+    <w:p>
+      <w:pPr>
+        <w:spacing w:line="360"/>
+      </w:pPr>
+      <w:r>
+        <w:rPr>
+          <w:rFonts w:ascii="宋体" w:cs="宋体" w:eastAsia="宋体" w:hAnsi="宋体"/>
+          <w:color w:val="FF0000"/>
+          <w:sz w:val="24"/>
+          <w:szCs w:val="24"/>
+        </w:rPr>
+        <w:t xml:space="preserve">电子邮箱：{{律师邮箱}}</w:t>
+      </w:r>
+    </w:p>
+    <w:p>
+      <w:pPr>
+        <w:spacing w:line="360"/>
+      </w:pPr>
+      <w:r>
+        <w:rPr>
+          <w:rFonts w:ascii="宋体" w:cs="宋体" w:eastAsia="宋体" w:hAnsi="宋体"/>
+          <w:color w:val="FF0000"/>
+          <w:sz w:val="24"/>
+          <w:szCs w:val="24"/>
+        </w:rPr>
         <w:t xml:space="preserve">地址：{{律所地址}}</w:t>
       </w:r>
     </w:p>
+    <w:p>
+      <w:pPr>
+        <w:spacing w:line="360"/>
+      </w:pPr>
+      <w:r>
+        <w:rPr>
+          <w:rFonts w:ascii="宋体" w:cs="宋体" w:eastAsia="宋体" w:hAnsi="宋体"/>
+          <w:color w:val="FF0000"/>
+          <w:sz w:val="24"/>
+          <w:szCs w:val="24"/>
+        </w:rPr>
+        <w:t xml:space="preserve">邮政编码：{{邮政编码}}</w:t>
+      </w:r>
+    </w:p>
     <w:p/>
     <w:p>
       <w:pPr>
@@ -405,6 +798,63 @@
           <w:szCs w:val="24"/>
         </w:rPr>
         <w:t xml:space="preserve">{{日期}}</w:t>
+      </w:r>
+    </w:p>
+    <w:p/>
+    <w:p>
+      <w:pPr>
+        <w:spacing w:line="360"/>
+      </w:pPr>
+      <w:r>
+        <w:rPr>
+          <w:rFonts w:ascii="宋体" w:cs="宋体" w:eastAsia="宋体" w:hAnsi="宋体"/>
+          <w:color w:val="FF0000"/>
+          <w:sz w:val="24"/>
+          <w:szCs w:val="24"/>
+        </w:rPr>
+        <w:t xml:space="preserve">附件：{{附件清单}}</w:t>
+      </w:r>
+    </w:p>
+    <w:p>
+      <w:pPr>
+        <w:spacing w:line="360"/>
+      </w:pPr>
+      <w:r>
+        <w:rPr>
+          <w:rFonts w:ascii="宋体" w:cs="宋体" w:eastAsia="宋体" w:hAnsi="宋体"/>
+          <w:color w:val="FF0000"/>
+          <w:sz w:val="24"/>
+          <w:szCs w:val="24"/>
+        </w:rPr>
+        <w:t xml:space="preserve">1. {{合同名称}}复印件（{{页数}}页）</w:t>
+      </w:r>
+    </w:p>
+    <w:p>
+      <w:pPr>
+        <w:spacing w:line="360"/>
+      </w:pPr>
+      <w:r>
+        <w:rPr>
+          <w:rFonts w:ascii="宋体" w:cs="宋体" w:eastAsia="宋体" w:hAnsi="宋体"/>
+          <w:color w:val="FF0000"/>
+          <w:sz w:val="24"/>
+          <w:szCs w:val="24"/>
+        </w:rPr>
+        <w:t xml:space="preserve">2. {{发票名称}}复印件（{{页数}}页）</w:t>
+      </w:r>
+    </w:p>
+    <w:p>
+      <w:pPr>
+        <w:spacing w:line="360"/>
+      </w:pPr>
+      <w:r>
+        <w:rPr>
+          <w:rFonts w:ascii="宋体" w:cs="宋体" w:eastAsia="宋体" w:hAnsi="宋体"/>
+          <w:color w:val="FF0000"/>
+          <w:sz w:val="24"/>
+          <w:szCs w:val="24"/>
+        </w:rPr>
+        <w:t xml:space="preserve">3. {{对账单名称}}复印件（{{页数}}页）</w:t>
       </w:r>
     </w:p>
     <w:sectPr>
